--- a/eng/docx/02.content.docx
+++ b/eng/docx/02.content.docx
@@ -7,6 +7,15 @@
       <w:r/>
     </w:p>
     <w:p>
+      <w:pPr>
+        <w:pStyle w:val="Heading2"/>
+      </w:pPr>
+      <w:r>
+        <w:t>Resource: Study Notes (Tyndale)</w:t>
+      </w:r>
+      <w:r/>
+    </w:p>
+    <w:p>
       <w:r/>
       <w:r>
         <w:rPr>
@@ -46,7 +55,7 @@
         <w:pStyle w:val="Heading1"/>
       </w:pPr>
       <w:r>
-        <w:t>Aquifer Open Study Notes</w:t>
+        <w:t>Study Notes (Tyndale)</w:t>
       </w:r>
     </w:p>
     <w:p>
@@ -55,6 +64,51 @@
           <w:headerReference w:type="even" r:id="rId8"/>
           <w:headerReference w:type="default" r:id="rId9"/>
           <w:footerReference w:type="default" r:id="rId10"/>
+          <w:footnotePr>
+            <w:numRestart w:val="eachSect"/>
+          </w:footnotePr>
+          <w:type w:val="continuous"/>
+          <w:pgSz w:w="12240" w:h="15840" w:code="1"/>
+          <w:pgMar w:top="1440" w:right="1440" w:bottom="1440" w:left="1440" w:header="504" w:footer="504" w:gutter="0"/>
+          <w:cols w:space="708"/>
+          <w:titlePg/>
+          <w:docGrid w:linePitch="360"/>
+        </w:sectPr>
+      </w:pPr>
+    </w:p>
+    <w:p>
+      <w:r/>
+    </w:p>
+    <w:p>
+      <w:pPr>
+        <w:pStyle w:val="Heading2"/>
+      </w:pPr>
+      <w:r>
+        <w:t>EXO</w:t>
+      </w:r>
+      <w:r/>
+    </w:p>
+    <w:p>
+      <w:r/>
+      <w:r>
+        <w:rPr>
+          <w:i/>
+        </w:rPr>
+        <w:t>Exodus 1:1, Exodus 1:1–22, Exodus 1:2–4, Exodus 1:5, Exodus 1:6–7, Exodus 1:8–10, Exodus 1:10, Exodus 1:11, Exodus 1:12, Exodus 1:14, Exodus 1:15, Exodus 1:16, Exodus 1:17, Exodus 1:19, Exodus 1:20–21, Exodus 2:1, Exodus 2:1–25, Exodus 2:2, Exodus 2:3, Exodus 2:5–6, Exodus 2:7–9, Exodus 2:10, Exodus 2:11–12, Exodus 2:11–15, Exodus 2:13, Exodus 2:14, Exodus 2:15, Exodus 2:16, Exodus 2:16–25, Exodus 2:17, Exodus 2:18–20, Exodus 2:24–25, Exodus 3:1, Exodus 3:1–10, Exodus 3:1–4.28, Exodus 3:2, Exodus 3:4, Exodus 3:5, Exodus 3:6, Exodus 3:7, Exodus 3:8, Exodus 3:10, Exodus 3:11–12, Exodus 3:11–4.17, Exodus 3:12, Exodus 3:13–22, Exodus 3:14, Exodus 3:15, Exodus 3:16–17, Exodus 3:18, Exodus 3:19, Exodus 3:20–21, Exodus 4:1–9, Exodus 4:3, Exodus 4:6, Exodus 4:9, Exodus 4:10–17, Exodus 4:11, Exodus 4:13, Exodus 4:14–17, Exodus 4:18, Exodus 4:20, Exodus 4:21–23, Exodus 4:24–26, Exodus 4:25, Exodus 4:27, Exodus 4:29–7.7, Exodus 4:31, Exodus 5:1, Exodus 5:1–14, Exodus 5:2, Exodus 5:3, Exodus 5:4–5, Exodus 5:6–14, Exodus 5:7, Exodus 5:22, Exodus 5:22–23, Exodus 6:1, Exodus 6:1–13, Exodus 6:2–3, Exodus 6:2–8, Exodus 6:7, Exodus 6:9, Exodus 6:10–13, Exodus 6:14–16, Exodus 6:14–30, Exodus 6:16–20, Exodus 6:18, Exodus 6:20–25, Exodus 7:1–7, Exodus 7:3, Exodus 7:5, Exodus 7:7, Exodus 7:8–11.10, Exodus 7:8–12.30, Exodus 7:9, Exodus 7:11, Exodus 7:14, Exodus 7:14–25, Exodus 7:22, Exodus 8:1–15, Exodus 8:7–8, Exodus 8:9, Exodus 8:10, Exodus 8:13, Exodus 8:16–19, Exodus 8:19, Exodus 8:20–32, Exodus 8:25, Exodus 8:26–27, Exodus 8:29–30, Exodus 9:1–7, Exodus 9:3, Exodus 9:5–6, Exodus 9:8–12, Exodus 9:12, Exodus 9:13–33, Exodus 9:14–17, Exodus 9:16, Exodus 9:20–21, Exodus 9:26, Exodus 9:27, Exodus 9:29, Exodus 10:1–20, Exodus 10:2, Exodus 10:4, Exodus 10:7–11, Exodus 10:13, Exodus 10:13–15, Exodus 10:17, Exodus 10:21–29, Exodus 10:24, Exodus 10:25–26, Exodus 10:27–29, Exodus 11:1–9, Exodus 11:3, Exodus 11:5, Exodus 11:7, Exodus 11:8, Exodus 12:1–30, Exodus 12:2, Exodus 12:5, Exodus 12:6, Exodus 12:7, Exodus 12:10, Exodus 12:11, Exodus 12:12, Exodus 12:14, Exodus 12:15, Exodus 12:22, Exodus 12:25, Exodus 12:26–27, Exodus 12:28–30, Exodus 12:31–33, Exodus 12:31–14.31, Exodus 12:35, Exodus 12:37, Exodus 12:38, Exodus 12:40, Exodus 12:43–50, Exodus 12:46, Exodus 12:51, Exodus 13:1–10, Exodus 13:1–16, Exodus 13:5, Exodus 13:9, Exodus 13:13, Exodus 13:16, Exodus 13:17–18, Exodus 13:17–14.4, Exodus 13:18, Exodus 13:19, Exodus 13:20, Exodus 13:21, Exodus 14:2, Exodus 14:4, Exodus 14:5–14, Exodus 14:6–7, Exodus 14:9, Exodus 14:10–12, Exodus 14:13–14, Exodus 14:15–31, Exodus 14:17, Exodus 14:19–25, Exodus 14:22, Exodus 14:25, Exodus 14:31, Exodus 15:1, Exodus 15:1–5, Exodus 15:1–18, Exodus 15:2, Exodus 15:3, Exodus 15:6, Exodus 15:6–12, Exodus 15:8, Exodus 15:9–10, Exodus 15:11, Exodus 15:13, Exodus 15:13–18, Exodus 15:14–15, Exodus 15:17, Exodus 15:19–21, Exodus 15:22–27, Exodus 15:22–18.27, Exodus 15:23, Exodus 15:24, Exodus 15:25, Exodus 15:26, Exodus 16:1–36, Exodus 16:2, Exodus 16:3, Exodus 16:4–5, Exodus 16:7, Exodus 16:15, Exodus 16:19–20, Exodus 16:21–30, Exodus 16:32–36, Exodus 16:35, Exodus 17:1, Exodus 17:2, Exodus 17:3, Exodus 17:6, Exodus 17:8, Exodus 17:8–16, Exodus 17:9, Exodus 17:9–13, Exodus 17:14–16, Exodus 17:15, Exodus 17:16, Exodus 18:1–12, Exodus 18:7, Exodus 18:13–16, Exodus 18:13–27, Exodus 18:17–18, Exodus 18:19–22, Exodus 19:1, Exodus 19:1–9, Exodus 19:2, Exodus 19:3, Exodus 19:5–6, Exodus 19:7–8, Exodus 19:9, Exodus 19:10–15, Exodus 19:16–25, Exodus 19:21–25, Exodus 20:1, Exodus 20:1–17, Exodus 20:1–23.33, Exodus 20:2, Exodus 20:3, Exodus 20:3–11, Exodus 20:3–17, Exodus 20:4, Exodus 20:5–6, Exodus 20:7, Exodus 20:8–11, Exodus 20:11, Exodus 20:12, Exodus 20:12–17, Exodus 20:13, Exodus 20:14, Exodus 20:15, Exodus 20:16, Exodus 20:17, Exodus 20:18–21, Exodus 20:18–26, Exodus 20:22–26, Exodus 21:1–11, Exodus 21:1–23.19, Exodus 21:1–23.33, Exodus 21:2, Exodus 21:3, Exodus 21:4–6, Exodus 21:7–9, Exodus 21:12–17, Exodus 21:14, Exodus 21:17, Exodus 21:18–27, Exodus 21:22–25, Exodus 21:28–32, Exodus 21:33–22.15, Exodus 22:16–31, Exodus 22:18, Exodus 22:20, Exodus 22:21, Exodus 22:22–23, Exodus 22:25–27, Exodus 22:30, Exodus 22:31, Exodus 23:1–3, Exodus 23:1–9, Exodus 23:7, Exodus 23:10–12, Exodus 23:14–17, Exodus 23:15, Exodus 23:16, Exodus 23:18, Exodus 23:19, Exodus 23:20–23, Exodus 23:20–33, Exodus 23:24, Exodus 23:26, Exodus 23:29–31, Exodus 23:31, Exodus 23:33, Exodus 24:1–2, Exodus 24:1–18, Exodus 24:3, Exodus 24:4, Exodus 24:6, Exodus 24:7, Exodus 24:8, Exodus 24:10, Exodus 24:11, Exodus 24:12, Exodus 24:17, Exodus 25:1–27.19, Exodus 25:1–40.38, Exodus 25:2, Exodus 25:8, Exodus 25:9, Exodus 25:10–22, Exodus 25:12–15, Exodus 25:17, Exodus 25:18, Exodus 25:22, Exodus 25:23–30, Exodus 25:29, Exodus 25:31–39, Exodus 26:1–37, Exodus 26:2–6, Exodus 26:9, Exodus 26:15, Exodus 26:19, Exodus 26:31, Exodus 26:33, Exodus 26:36–37, Exodus 27:1–8, Exodus 27:1–19, Exodus 27:2, Exodus 27:5, Exodus 27:9–19, Exodus 27:16, Exodus 27:19, Exodus 27:20–21, Exodus 27:20–30.38, Exodus 27:21, Exodus 28:1–2, Exodus 28:1–43, Exodus 28:6–14, Exodus 28:12, Exodus 28:15–30, Exodus 28:29, Exodus 28:30, Exodus 28:31–35, Exodus 28:36–38, Exodus 28:39, Exodus 28:42–43, Exodus 29:1, Exodus 29:1–37, Exodus 29:4, Exodus 29:7, Exodus 29:9, Exodus 29:10–34, Exodus 29:13, Exodus 29:14, Exodus 29:15–18, Exodus 29:18, Exodus 29:19–28, Exodus 29:20–21, Exodus 29:30, Exodus 29:31, Exodus 29:32–34, Exodus 29:33, Exodus 29:37, Exodus 29:38–41, Exodus 29:42–46, Exodus 29:46, Exodus 30:1–10, Exodus 30:6, Exodus 30:12, Exodus 30:17–21, Exodus 30:22–38, Exodus 30:33, Exodus 31:1–11, Exodus 31:3, Exodus 31:6, Exodus 31:11, Exodus 31:12–18, Exodus 31:14–15, Exodus 31:18, Exodus 32:1, Exodus 32:1–6, Exodus 32:1–35, Exodus 32:2–4, Exodus 32:4, Exodus 32:5, Exodus 32:6, Exodus 32:7, Exodus 32:9–10, Exodus 32:10, Exodus 32:11–13, Exodus 32:14, Exodus 32:15–29, Exodus 32:16, Exodus 32:19, Exodus 32:20, Exodus 32:21–25, Exodus 32:25, Exodus 32:26–29, Exodus 32:30–35, Exodus 32:32, Exodus 32:33, Exodus 32:34, Exodus 33:1–6, Exodus 33:2–3, Exodus 33:3, Exodus 33:4–6, Exodus 33:7, Exodus 33:7–11, Exodus 33:8–11, Exodus 33:11, Exodus 33:12, Exodus 33:12–23, Exodus 33:13, Exodus 33:14, Exodus 33:15–16, Exodus 33:17, Exodus 33:18, Exodus 33:19, Exodus 33:20–23, Exodus 34:1–3, Exodus 34:1–35, Exodus 34:5–6, Exodus 34:5–9, Exodus 34:6, Exodus 34:7, Exodus 34:8–9, Exodus 34:10–11, Exodus 34:10–26, Exodus 34:12–17, Exodus 34:13, Exodus 34:16, Exodus 34:22, Exodus 34:23, Exodus 34:24, Exodus 34:27–28, Exodus 34:29–35, Exodus 34:33, Exodus 35:1–40.38, Exodus 35:4–36.7, Exodus 37:1–29, Exodus 38:1–20, Exodus 38:8, Exodus 38:21, Exodus 38:21–29, Exodus 38:26, Exodus 39:1–31, Exodus 39:30, Exodus 39:32–43, Exodus 40:1–33, Exodus 40:2, Exodus 40:3, Exodus 40:33, Exodus 40:34–38, Exodus 40:38</w:t>
+      </w:r>
+      <w:r/>
+    </w:p>
+    <w:p>
+      <w:r/>
+      <w:r>
+        <w:t xml:space="preserve"> </w:t>
+      </w:r>
+      <w:r/>
+      <w:r/>
+    </w:p>
+    <w:p>
+      <w:pPr>
+        <w:sectPr>
           <w:footnotePr>
             <w:numRestart w:val="eachSect"/>
           </w:footnotePr>

--- a/eng/docx/02.content.docx
+++ b/eng/docx/02.content.docx
@@ -163,13 +163,6 @@
         <w:rPr>
           <w:lang w:val="en_US" w:bidi="en_US"/>
         </w:rPr>
-      </w:r>
-      <w:r>
-        <w:rPr>
-          <w:i/>
-          <w:lang w:val="en_US" w:bidi="en_US"/>
-        </w:rPr>
-        <w:t>Exodus 1:1, Exodus 1:1–22, Exodus 1:2–4, Exodus 1:5, Exodus 1:6–7, Exodus 1:8–10, Exodus 1:10, Exodus 1:11, Exodus 1:12, Exodus 1:14, Exodus 1:15, Exodus 1:16, Exodus 1:17, Exodus 1:19, Exodus 1:20–21, Exodus 2:1, Exodus 2:1–25, Exodus 2:2, Exodus 2:3, Exodus 2:5–6, Exodus 2:7–9, Exodus 2:10, Exodus 2:11–12, Exodus 2:11–15, Exodus 2:13, Exodus 2:14, Exodus 2:15, Exodus 2:16, Exodus 2:16–25, Exodus 2:17, Exodus 2:18–20, Exodus 2:24–25, Exodus 3:1, Exodus 3:1–10, Exodus 3:1–4.28, Exodus 3:2, Exodus 3:4, Exodus 3:5, Exodus 3:6, Exodus 3:7, Exodus 3:8, Exodus 3:10, Exodus 3:11–12, Exodus 3:11–4.17, Exodus 3:12, Exodus 3:13–22, Exodus 3:14, Exodus 3:15, Exodus 3:16–17, Exodus 3:18, Exodus 3:19, Exodus 3:20–21, Exodus 4:1–9, Exodus 4:3, Exodus 4:6, Exodus 4:9, Exodus 4:10–17, Exodus 4:11, Exodus 4:13, Exodus 4:14–17, Exodus 4:18, Exodus 4:20, Exodus 4:21–23, Exodus 4:24–26, Exodus 4:25, Exodus 4:27, Exodus 4:29–7.7, Exodus 4:31, Exodus 5:1, Exodus 5:1–14, Exodus 5:2, Exodus 5:3, Exodus 5:4–5, Exodus 5:6–14, Exodus 5:7, Exodus 5:22, Exodus 5:22–23, Exodus 6:1, Exodus 6:1–13, Exodus 6:2–3, Exodus 6:2–8, Exodus 6:7, Exodus 6:9, Exodus 6:10–13, Exodus 6:14–16, Exodus 6:14–30, Exodus 6:16–20, Exodus 6:18, Exodus 6:20–25, Exodus 7:1–7, Exodus 7:3, Exodus 7:5, Exodus 7:7, Exodus 7:8–11.10, Exodus 7:8–12.30, Exodus 7:9, Exodus 7:11, Exodus 7:14, Exodus 7:14–25, Exodus 7:22, Exodus 8:1–15, Exodus 8:7–8, Exodus 8:9, Exodus 8:10, Exodus 8:13, Exodus 8:16–19, Exodus 8:19, Exodus 8:20–32, Exodus 8:25, Exodus 8:26–27, Exodus 8:29–30, Exodus 9:1–7, Exodus 9:3, Exodus 9:5–6, Exodus 9:8–12, Exodus 9:12, Exodus 9:13–33, Exodus 9:14–17, Exodus 9:16, Exodus 9:20–21, Exodus 9:26, Exodus 9:27, Exodus 9:29, Exodus 10:1–20, Exodus 10:2, Exodus 10:4, Exodus 10:7–11, Exodus 10:13, Exodus 10:13–15, Exodus 10:17, Exodus 10:21–29, Exodus 10:24, Exodus 10:25–26, Exodus 10:27–29, Exodus 11:1–9, Exodus 11:3, Exodus 11:5, Exodus 11:7, Exodus 11:8, Exodus 12:1–30, Exodus 12:2, Exodus 12:5, Exodus 12:6, Exodus 12:7, Exodus 12:10, Exodus 12:11, Exodus 12:12, Exodus 12:14, Exodus 12:15, Exodus 12:22, Exodus 12:25, Exodus 12:26–27, Exodus 12:28–30, Exodus 12:31–33, Exodus 12:31–14.31, Exodus 12:35, Exodus 12:37, Exodus 12:38, Exodus 12:40, Exodus 12:43–50, Exodus 12:46, Exodus 12:51, Exodus 13:1–10, Exodus 13:1–16, Exodus 13:5, Exodus 13:9, Exodus 13:13, Exodus 13:16, Exodus 13:17–18, Exodus 13:17–14.4, Exodus 13:18, Exodus 13:19, Exodus 13:20, Exodus 13:21, Exodus 14:2, Exodus 14:4, Exodus 14:5–14, Exodus 14:6–7, Exodus 14:9, Exodus 14:10–12, Exodus 14:13–14, Exodus 14:15–31, Exodus 14:17, Exodus 14:19–25, Exodus 14:22, Exodus 14:25, Exodus 14:31, Exodus 15:1, Exodus 15:1–5, Exodus 15:1–18, Exodus 15:2, Exodus 15:3, Exodus 15:6, Exodus 15:6–12, Exodus 15:8, Exodus 15:9–10, Exodus 15:11, Exodus 15:13, Exodus 15:13–18, Exodus 15:14–15, Exodus 15:17, Exodus 15:19–21, Exodus 15:22–27, Exodus 15:22–18.27, Exodus 15:23, Exodus 15:24, Exodus 15:25, Exodus 15:26, Exodus 16:1–36, Exodus 16:2, Exodus 16:3, Exodus 16:4–5, Exodus 16:7, Exodus 16:15, Exodus 16:19–20, Exodus 16:21–30, Exodus 16:32–36, Exodus 16:35, Exodus 17:1, Exodus 17:2, Exodus 17:3, Exodus 17:6, Exodus 17:8, Exodus 17:8–16, Exodus 17:9, Exodus 17:9–13, Exodus 17:14–16, Exodus 17:15, Exodus 17:16, Exodus 18:1–12, Exodus 18:7, Exodus 18:13–16, Exodus 18:13–27, Exodus 18:17–18, Exodus 18:19–22, Exodus 19:1, Exodus 19:1–9, Exodus 19:2, Exodus 19:3, Exodus 19:5–6, Exodus 19:7–8, Exodus 19:9, Exodus 19:10–15, Exodus 19:16–25, Exodus 19:21–25, Exodus 20:1, Exodus 20:1–17, Exodus 20:1–23.33, Exodus 20:2, Exodus 20:3, Exodus 20:3–11, Exodus 20:3–17, Exodus 20:4, Exodus 20:5–6, Exodus 20:7, Exodus 20:8–11, Exodus 20:11, Exodus 20:12, Exodus 20:12–17, Exodus 20:13, Exodus 20:14, Exodus 20:15, Exodus 20:16, Exodus 20:17, Exodus 20:18–21, Exodus 20:18–26, Exodus 20:22–26, Exodus 21:1–11, Exodus 21:1–23.19, Exodus 21:1–23.33, Exodus 21:2, Exodus 21:3, Exodus 21:4–6, Exodus 21:7–9, Exodus 21:12–17, Exodus 21:14, Exodus 21:17, Exodus 21:18–27, Exodus 21:22–25, Exodus 21:28–32, Exodus 21:33–22.15, Exodus 22:16–31, Exodus 22:18, Exodus 22:20, Exodus 22:21, Exodus 22:22–23, Exodus 22:25–27, Exodus 22:30, Exodus 22:31, Exodus 23:1–3, Exodus 23:1–9, Exodus 23:7, Exodus 23:10–12, Exodus 23:14–17, Exodus 23:15, Exodus 23:16, Exodus 23:18, Exodus 23:19, Exodus 23:20–23, Exodus 23:20–33, Exodus 23:24, Exodus 23:26, Exodus 23:29–31, Exodus 23:31, Exodus 23:33, Exodus 24:1–2, Exodus 24:1–18, Exodus 24:3, Exodus 24:4, Exodus 24:6, Exodus 24:7, Exodus 24:8, Exodus 24:10, Exodus 24:11, Exodus 24:12, Exodus 24:17, Exodus 25:1–27.19, Exodus 25:1–40.38, Exodus 25:2, Exodus 25:8, Exodus 25:9, Exodus 25:10–22, Exodus 25:12–15, Exodus 25:17, Exodus 25:18, Exodus 25:22, Exodus 25:23–30, Exodus 25:29, Exodus 25:31–39, Exodus 26:1–37, Exodus 26:2–6, Exodus 26:9, Exodus 26:15, Exodus 26:19, Exodus 26:31, Exodus 26:33, Exodus 26:36–37, Exodus 27:1–8, Exodus 27:1–19, Exodus 27:2, Exodus 27:5, Exodus 27:9–19, Exodus 27:16, Exodus 27:19, Exodus 27:20–21, Exodus 27:20–30.38, Exodus 27:21, Exodus 28:1–2, Exodus 28:1–43, Exodus 28:6–14, Exodus 28:12, Exodus 28:15–30, Exodus 28:29, Exodus 28:30, Exodus 28:31–35, Exodus 28:36–38, Exodus 28:39, Exodus 28:42–43, Exodus 29:1, Exodus 29:1–37, Exodus 29:4, Exodus 29:7, Exodus 29:9, Exodus 29:10–34, Exodus 29:13, Exodus 29:14, Exodus 29:15–18, Exodus 29:18, Exodus 29:19–28, Exodus 29:20–21, Exodus 29:30, Exodus 29:31, Exodus 29:32–34, Exodus 29:33, Exodus 29:37, Exodus 29:38–41, Exodus 29:42–46, Exodus 29:46, Exodus 30:1–10, Exodus 30:6, Exodus 30:12, Exodus 30:17–21, Exodus 30:22–38, Exodus 30:33, Exodus 31:1–11, Exodus 31:3, Exodus 31:6, Exodus 31:11, Exodus 31:12–18, Exodus 31:14–15, Exodus 31:18, Exodus 32:1, Exodus 32:1–6, Exodus 32:1–35, Exodus 32:2–4, Exodus 32:4, Exodus 32:5, Exodus 32:6, Exodus 32:7, Exodus 32:9–10, Exodus 32:10, Exodus 32:11–13, Exodus 32:14, Exodus 32:15–29, Exodus 32:16, Exodus 32:19, Exodus 32:20, Exodus 32:21–25, Exodus 32:25, Exodus 32:26–29, Exodus 32:30–35, Exodus 32:32, Exodus 32:33, Exodus 32:34, Exodus 33:1–6, Exodus 33:2–3, Exodus 33:3, Exodus 33:4–6, Exodus 33:7, Exodus 33:7–11, Exodus 33:8–11, Exodus 33:11, Exodus 33:12, Exodus 33:12–23, Exodus 33:13, Exodus 33:14, Exodus 33:15–16, Exodus 33:17, Exodus 33:18, Exodus 33:19, Exodus 33:20–23, Exodus 34:1–3, Exodus 34:1–35, Exodus 34:5–6, Exodus 34:5–9, Exodus 34:6, Exodus 34:7, Exodus 34:8–9, Exodus 34:10–11, Exodus 34:10–26, Exodus 34:12–17, Exodus 34:13, Exodus 34:16, Exodus 34:22, Exodus 34:23, Exodus 34:24, Exodus 34:27–28, Exodus 34:29–35, Exodus 34:33, Exodus 35:1–40.38, Exodus 35:4–36.7, Exodus 37:1–29, Exodus 38:1–20, Exodus 38:8, Exodus 38:21, Exodus 38:21–29, Exodus 38:26, Exodus 39:1–31, Exodus 39:30, Exodus 39:32–43, Exodus 40:1–33, Exodus 40:2, Exodus 40:3, Exodus 40:33, Exodus 40:34–38, Exodus 40:38</w:t>
       </w:r>
       <w:r>
         <w:rPr>

--- a/eng/docx/02.content.docx
+++ b/eng/docx/02.content.docx
@@ -150,19 +150,6 @@
           <w:lang w:val="en_US" w:bidi="en_US"/>
         </w:rPr>
         <w:t>EXO</w:t>
-      </w:r>
-      <w:r>
-        <w:rPr>
-          <w:lang w:val="en_US" w:bidi="en_US"/>
-        </w:rPr>
-      </w:r>
-    </w:p>
-    <w:p>
-      <w:pPr/>
-      <w:r>
-        <w:rPr>
-          <w:lang w:val="en_US" w:bidi="en_US"/>
-        </w:rPr>
       </w:r>
       <w:r>
         <w:rPr>

--- a/eng/docx/02.content.docx
+++ b/eng/docx/02.content.docx
@@ -3864,7 +3864,21 @@
         <w:rPr>
           <w:lang w:val="en_US" w:bidi="en_US"/>
         </w:rPr>
-        <w:t xml:space="preserve">Moses’ second protest was that he had inadequate knowledge. He did not know God’s name. This might mean that God’s personal name had not yet been revealed (see </w:t>
+        <w:t>The second protest Moses made was about his lack of knowledge. He said that he did not know God’s name.</w:t>
+      </w:r>
+    </w:p>
+    <w:p>
+      <w:pPr/>
+      <w:r>
+        <w:rPr>
+          <w:lang w:val="en_US" w:bidi="en_US"/>
+        </w:rPr>
+      </w:r>
+      <w:r>
+        <w:rPr>
+          <w:lang w:val="en_US" w:bidi="en_US"/>
+        </w:rPr>
+        <w:t xml:space="preserve">This could mean that God’s personal name had not yet been made known to him (see </w:t>
       </w:r>
       <w:r>
         <w:rPr>
@@ -3876,20 +3890,62 @@
         <w:rPr>
           <w:lang w:val="en_US" w:bidi="en_US"/>
         </w:rPr>
-        <w:t xml:space="preserve">). It is also possible that Moses meant he did not know the secret, magic formula that a man of power might have been expected to make use of. Interest in such things was common in the ancient Near East. God’s direct response is almost a riddle, but the majority of his answer is a statement of his faithfulness in the past and a demonstration of his knowledge of the future. There is nothing magical about the name </w:t>
+        <w:t>). It could also mean something else. In the ancient Near East, people often believed that knowing a god’s secret name gave them power. Moses may have wondered if he needed such a secret formula (special words believed to control spiritual power).</w:t>
+      </w:r>
+    </w:p>
+    <w:p>
+      <w:pPr/>
+      <w:r>
+        <w:rPr>
+          <w:lang w:val="en_US" w:bidi="en_US"/>
+        </w:rPr>
+      </w:r>
+      <w:r>
+        <w:rPr>
+          <w:lang w:val="en_US" w:bidi="en_US"/>
+        </w:rPr>
+        <w:t>God’s answer is direct, but it sounds almost like a riddle at first. However, most of his answer does not focus on a secret name. Instead, God speaks about his faithfulness in the past and his plans for the future. He shows that he knows what will happen and that he controls history.</w:t>
+      </w:r>
+    </w:p>
+    <w:p>
+      <w:pPr/>
+      <w:r>
+        <w:rPr>
+          <w:lang w:val="en_US" w:bidi="en_US"/>
+        </w:rPr>
+      </w:r>
+      <w:r>
+        <w:rPr>
+          <w:lang w:val="en_US" w:bidi="en_US"/>
+        </w:rPr>
+        <w:t xml:space="preserve">There is nothing magical about the name "the LORD" (Hebrew </w:t>
       </w:r>
       <w:r>
         <w:rPr>
           <w:i/>
           <w:lang w:val="en_US" w:bidi="en_US"/>
         </w:rPr>
-        <w:t>Yahweh.</w:t>
-      </w:r>
-      <w:r>
-        <w:rPr>
-          <w:lang w:val="en_US" w:bidi="en_US"/>
-        </w:rPr>
-        <w:t xml:space="preserve"> Knowledge of secret formulas and magic powers is not the issue; the issue is the character of God and his lordship of history. The reason there is “something about that name” is because of the incomparable character and nature of the one who bears it.</w:t>
+        <w:t>Yahweh</w:t>
+      </w:r>
+      <w:r>
+        <w:rPr>
+          <w:lang w:val="en_US" w:bidi="en_US"/>
+        </w:rPr>
+        <w:t>). The issue is not secret knowledge or magic power. The issue is who God is.</w:t>
+      </w:r>
+    </w:p>
+    <w:p>
+      <w:pPr/>
+      <w:r>
+        <w:rPr>
+          <w:lang w:val="en_US" w:bidi="en_US"/>
+        </w:rPr>
+      </w:r>
+      <w:r>
+        <w:rPr>
+          <w:lang w:val="en_US" w:bidi="en_US"/>
+        </w:rPr>
+        <w:t>The name is important because of the character and nature of the one who bears it. God is faithful, powerful, and Lord over all of history.</w:t>
       </w:r>
       <w:r>
         <w:rPr>
@@ -5072,9 +5128,44 @@
       </w:r>
       <w:r>
         <w:rPr>
-          <w:lang w:val="en_US" w:bidi="en_US"/>
-        </w:rPr>
-        <w:t>a bridegroom of blood: The context suggests that this statement was part of the circumcision ritual of that time. Perhaps it reflects a practice among some Semites (as among certain African groups today) of performing circumcision when the child had attained puberty.</w:t>
+          <w:i/>
+          <w:lang w:val="en_US" w:bidi="en_US"/>
+        </w:rPr>
+        <w:t>a bridegroom of blood:</w:t>
+      </w:r>
+      <w:r>
+        <w:rPr>
+          <w:lang w:val="en_US" w:bidi="en_US"/>
+        </w:rPr>
+        <w:t xml:space="preserve"> The context suggests that this statement was part of a circumcision ceremony.</w:t>
+      </w:r>
+    </w:p>
+    <w:p>
+      <w:pPr/>
+      <w:r>
+        <w:rPr>
+          <w:lang w:val="en_US" w:bidi="en_US"/>
+        </w:rPr>
+      </w:r>
+      <w:r>
+        <w:rPr>
+          <w:lang w:val="en_US" w:bidi="en_US"/>
+        </w:rPr>
+        <w:t>Circumcision was the cutting of the foreskin of a male child. It may reflect an older custom among some Semitic peoples (ancient groups from the Middle East who spoke related languages).</w:t>
+      </w:r>
+    </w:p>
+    <w:p>
+      <w:pPr/>
+      <w:r>
+        <w:rPr>
+          <w:lang w:val="en_US" w:bidi="en_US"/>
+        </w:rPr>
+      </w:r>
+      <w:r>
+        <w:rPr>
+          <w:lang w:val="en_US" w:bidi="en_US"/>
+        </w:rPr>
+        <w:t>Among some groups, including certain African communities today, circumcision is performed at puberty rather than in infancy. If that were the case here, the phrase may connect circumcision with marriage or adulthood.</w:t>
       </w:r>
       <w:r>
         <w:rPr>
@@ -8364,9 +8455,22 @@
       </w:r>
       <w:r>
         <w:rPr>
-          <w:lang w:val="en_US" w:bidi="en_US"/>
-        </w:rPr>
-        <w:t xml:space="preserve">had predicted: Moses predicted that the plague would stop the next day; God predicted that Pharaoh would refuse to listen (see </w:t>
+          <w:i/>
+          <w:lang w:val="en_US" w:bidi="en_US"/>
+        </w:rPr>
+        <w:t>Moses requested:</w:t>
+      </w:r>
+      <w:r>
+        <w:rPr>
+          <w:lang w:val="en_US" w:bidi="en_US"/>
+        </w:rPr>
+        <w:t xml:space="preserve"> </w:t>
+      </w:r>
+      <w:r>
+        <w:rPr>
+          <w:lang w:val="en_US" w:bidi="en_US"/>
+        </w:rPr>
+        <w:t xml:space="preserve">Moses predicted that the plague would stop the next day. God also predicted that Pharaoh would refuse to listen (see </w:t>
       </w:r>
       <w:hyperlink r:id="rId148">
         <w:r>
@@ -8384,7 +8488,35 @@
         <w:rPr>
           <w:lang w:val="en_US" w:bidi="en_US"/>
         </w:rPr>
-        <w:t>). The element of prediction is central to God’s lordship. God sees and controls the future; he is the Lord.</w:t>
+        <w:t xml:space="preserve">). </w:t>
+      </w:r>
+    </w:p>
+    <w:p>
+      <w:pPr/>
+      <w:r>
+        <w:rPr>
+          <w:lang w:val="en_US" w:bidi="en_US"/>
+        </w:rPr>
+      </w:r>
+      <w:r>
+        <w:rPr>
+          <w:lang w:val="en_US" w:bidi="en_US"/>
+        </w:rPr>
+        <w:t>These statements show an important truth. The ability to predict the future is central to God’s lordship (his rule and authority). God does not guess about what will happen. He knows what will happen.</w:t>
+      </w:r>
+    </w:p>
+    <w:p>
+      <w:pPr/>
+      <w:r>
+        <w:rPr>
+          <w:lang w:val="en_US" w:bidi="en_US"/>
+        </w:rPr>
+      </w:r>
+      <w:r>
+        <w:rPr>
+          <w:lang w:val="en_US" w:bidi="en_US"/>
+        </w:rPr>
+        <w:t>God sees the future clearly. He also directs events according to his will. Because he knows and controls the future, he is truly the Lord.</w:t>
       </w:r>
       <w:r>
         <w:rPr>
@@ -8662,17 +8794,21 @@
       </w:r>
     </w:p>
     <w:p>
-      <w:pPr/>
-      <w:r>
-        <w:rPr>
-          <w:lang w:val="en_US" w:bidi="en_US"/>
-        </w:rPr>
-      </w:r>
-      <w:r>
-        <w:rPr>
-          <w:lang w:val="en_US" w:bidi="en_US"/>
-        </w:rPr>
-        <w:t xml:space="preserve">Moses pointed out the impossibility of what Pharaoh was asking on the grounds of the Egyptians’ own prejudice: They considered all Semites to be uncultured and uncouth (see </w:t>
+      <w:pPr>
+        <w:pStyle w:val="ListBullet"/>
+        <w:spacing w:line="240" w:lineRule="auto"/>
+        <w:ind w:left="720"/>
+      </w:pPr>
+      <w:r>
+        <w:rPr>
+          <w:lang w:val="en_US" w:bidi="en_US"/>
+        </w:rPr>
+      </w:r>
+      <w:r>
+        <w:rPr>
+          <w:lang w:val="en_US" w:bidi="en_US"/>
+        </w:rPr>
+        <w:t xml:space="preserve">Moses explained why Pharaoh’s request could not work. He said it would offend the Egyptians. The Egyptians looked down on the Hebrews and other Semitic peoples. They considered them uncultured and unclean (see </w:t>
       </w:r>
       <w:hyperlink r:id="rId150">
         <w:r>
@@ -8683,14 +8819,32 @@
             <w:color w:val="0000EE"/>
             <w:u w:val="single"/>
           </w:rPr>
-          <w:t>Gen 43:32</w:t>
-        </w:r>
-      </w:hyperlink>
-      <w:r>
-        <w:rPr>
-          <w:lang w:val="en_US" w:bidi="en_US"/>
-        </w:rPr>
-        <w:t xml:space="preserve">). • The Hebrews were leaving Egypt in order to worship God (see, e.g., </w:t>
+          <w:t>Genesis 43:32</w:t>
+        </w:r>
+      </w:hyperlink>
+      <w:r>
+        <w:rPr>
+          <w:lang w:val="en_US" w:bidi="en_US"/>
+        </w:rPr>
+        <w:t xml:space="preserve">). </w:t>
+      </w:r>
+    </w:p>
+    <w:p>
+      <w:pPr>
+        <w:pStyle w:val="ListBullet"/>
+        <w:spacing w:line="240" w:lineRule="auto"/>
+        <w:ind w:left="720"/>
+      </w:pPr>
+      <w:r>
+        <w:rPr>
+          <w:lang w:val="en_US" w:bidi="en_US"/>
+        </w:rPr>
+      </w:r>
+      <w:r>
+        <w:rPr>
+          <w:lang w:val="en_US" w:bidi="en_US"/>
+        </w:rPr>
+        <w:t xml:space="preserve">The Hebrews were leaving Egypt in order to worship the Lord (see, for example, </w:t>
       </w:r>
       <w:hyperlink r:id="rId151">
         <w:r>
@@ -8701,7 +8855,7 @@
             <w:color w:val="0000EE"/>
             <w:u w:val="single"/>
           </w:rPr>
-          <w:t>Exod 5:1</w:t>
+          <w:t>Exodus 5:1</w:t>
         </w:r>
       </w:hyperlink>
       <w:r>
@@ -8762,7 +8916,7 @@
         <w:rPr>
           <w:lang w:val="en_US" w:bidi="en_US"/>
         </w:rPr>
-        <w:t>). God’s purpose for the Exodus was to lead his people into a proper relationship with him.</w:t>
+        <w:t>). God’s purpose in the exodus was not only freedom from slavery. He wanted to bring his people into a right relationship with him.</w:t>
       </w:r>
       <w:r>
         <w:rPr>

--- a/eng/docx/02.content.docx
+++ b/eng/docx/02.content.docx
@@ -19,7 +19,7 @@
         <w:rPr>
           <w:lang w:val="en_US" w:bidi="en_US"/>
         </w:rPr>
-        <w:t>Resource: Tyndale Open Study Notes</w:t>
+        <w:t>Resource: Aquifer Open Study Notes</w:t>
       </w:r>
       <w:r>
         <w:rPr>
@@ -112,7 +112,7 @@
         <w:rPr>
           <w:lang w:val="en_US" w:bidi="en_US"/>
         </w:rPr>
-        <w:t>Tyndale Open Study Notes</w:t>
+        <w:t>Aquifer Open Study Notes</w:t>
       </w:r>
     </w:p>
     <w:p>
